--- a/Entidades.docx
+++ b/Entidades.docx
@@ -105,6 +105,12 @@
       </w:r>
     </w:p>
     <w:p>
+      <w:pPr/>
+      <w:r>
+        <w:t>Nota de mapeo de tipos: TEXT[] usa @JdbcTypeCode(SqlTypes.ARRAY) y JSONB usa @JdbcTypeCode(SqlTypes.JSON); para records custom (openingHours, modifiers) se combina con @Convert y converters Jackson (OpeningHoursConverter, ModifierOptionListConverter). Sin dependencias de terceros (Hypersistence eliminado).</w:t>
+      </w:r>
+    </w:p>
+    <w:p>
       <w:pPr>
         <w:pStyle w:val="Heading1"/>
       </w:pPr>
@@ -3308,6 +3314,142 @@
       </w:pPr>
       <w:r>
         <w:t>ORDER / ORDER_LINE (N:1)</w:t>
+      </w:r>
+    </w:p>
+    <w:p>
+      <w:pPr>
+        <w:pStyle w:val="Heading1"/>
+      </w:pPr>
+      <w:r>
+        <w:t>Transversales: Seguridad y paginación</w:t>
+      </w:r>
+    </w:p>
+    <w:p>
+      <w:pPr>
+        <w:pStyle w:val="Heading3"/>
+      </w:pPr>
+      <w:r>
+        <w:t>RevokedToken  (tabla: revoked_token)</w:t>
+      </w:r>
+    </w:p>
+    <w:p>
+      <w:pPr/>
+      <w:r>
+        <w:t>Denylist global de refresh tokens revocados (rotación + logout). Infraestructura de seguridad global, sin branch_id. Append-only (como EXCEPTION_LOG).</w:t>
+      </w:r>
+    </w:p>
+    <w:p>
+      <w:pPr/>
+      <w:r>
+        <w:t>Campos:</w:t>
+      </w:r>
+    </w:p>
+    <w:p>
+      <w:pPr>
+        <w:pStyle w:val="ListBullet"/>
+      </w:pPr>
+      <w:r>
+        <w:t>jti — String PK (id del JWT)</w:t>
+      </w:r>
+    </w:p>
+    <w:p>
+      <w:pPr>
+        <w:pStyle w:val="ListBullet"/>
+      </w:pPr>
+      <w:r>
+        <w:t>expiresAt — Instant</w:t>
+      </w:r>
+    </w:p>
+    <w:p>
+      <w:pPr>
+        <w:pStyle w:val="Heading3"/>
+      </w:pPr>
+      <w:r>
+        <w:t>PageResponse&lt;T&gt;  (DTO transversal)</w:t>
+      </w:r>
+    </w:p>
+    <w:p>
+      <w:pPr/>
+      <w:r>
+        <w:t>Envoltorio de paginación para listados. /bills, /kitchen/tickets y /exceptions ahora paginan.</w:t>
+      </w:r>
+    </w:p>
+    <w:p>
+      <w:pPr/>
+      <w:r>
+        <w:t>Campos:</w:t>
+      </w:r>
+    </w:p>
+    <w:p>
+      <w:pPr>
+        <w:pStyle w:val="ListBullet"/>
+      </w:pPr>
+      <w:r>
+        <w:t>content — List&lt;T&gt;</w:t>
+      </w:r>
+    </w:p>
+    <w:p>
+      <w:pPr>
+        <w:pStyle w:val="ListBullet"/>
+      </w:pPr>
+      <w:r>
+        <w:t>page — int</w:t>
+      </w:r>
+    </w:p>
+    <w:p>
+      <w:pPr>
+        <w:pStyle w:val="ListBullet"/>
+      </w:pPr>
+      <w:r>
+        <w:t>size — int</w:t>
+      </w:r>
+    </w:p>
+    <w:p>
+      <w:pPr>
+        <w:pStyle w:val="ListBullet"/>
+      </w:pPr>
+      <w:r>
+        <w:t>totalElements — long</w:t>
+      </w:r>
+    </w:p>
+    <w:p>
+      <w:pPr>
+        <w:pStyle w:val="ListBullet"/>
+      </w:pPr>
+      <w:r>
+        <w:t>totalPages — int</w:t>
+      </w:r>
+    </w:p>
+    <w:p>
+      <w:pPr>
+        <w:pStyle w:val="Heading1"/>
+      </w:pPr>
+      <w:r>
+        <w:t>Migraciones Flyway recientes (V14–V16)</w:t>
+      </w:r>
+    </w:p>
+    <w:p>
+      <w:pPr>
+        <w:pStyle w:val="ListBullet"/>
+      </w:pPr>
+      <w:r>
+        <w:t>V14: revoked_token (denylist JWT).</w:t>
+      </w:r>
+    </w:p>
+    <w:p>
+      <w:pPr>
+        <w:pStyle w:val="ListBullet"/>
+      </w:pPr>
+      <w:r>
+        <w:t>V15: índice único parcial dine_session(table_id) WHERE status='OPEN'.</w:t>
+      </w:r>
+    </w:p>
+    <w:p>
+      <w:pPr>
+        <w:pStyle w:val="ListBullet"/>
+      </w:pPr>
+      <w:r>
+        <w:t>V16: extiende el CHECK de exception_log.event_type para incluir ITEM_VOID_PRE_KITCHEN.</w:t>
       </w:r>
     </w:p>
     <w:sectPr>

--- a/Entidades.docx
+++ b/Entidades.docx
@@ -2670,7 +2670,7 @@
         <w:rPr>
           <w:b/>
         </w:rPr>
-        <w:t>BillRepository (findByIdAndBranchIdForUpdate @Lock), BillLineRepository, PaymentRepository (findByExternalTransactionId), ExceptionLogRepository (paginado).</w:t>
+        <w:t>BillRepository (sin @Lock pesimista; findByIdAndBranchIdForUpdate eliminado como código muerto), BillLineRepository, PaymentRepository (findByExternalTransactionId), ExceptionLogRepository (paginado).</w:t>
       </w:r>
     </w:p>
     <w:p>

--- a/Entidades.docx
+++ b/Entidades.docx
@@ -153,7 +153,7 @@
         <w:rPr>
           <w:b w:val="0"/>
         </w:rPr>
-        <w:t>POST /login, /refresh, /logout, /guest-session. Login es público; guest-session crea DINE_GUEST + JWT GUEST.</w:t>
+        <w:t>POST /login, /refresh, /logout, /guest-session, /switch-branch. Login es público; guest-session crea DINE_GUEST + JWT GUEST; switch-branch emite un JWT definitivo con el branch_id elegido (resuelve el OWNER multi-sucursal).</w:t>
       </w:r>
     </w:p>
     <w:p>
@@ -195,6 +195,12 @@
         </w:rPr>
         <w:t>request: LoginRequest, RefreshTokenRequest, GuestSessionRequest. response: AuthResponse, PersonAuthResponse, RefreshTokenResponse, GuestSessionResponse, GuestAuthResponse, LogoutResponse.</w:t>
       </w:r>
+      <w:r>
+        <w:rPr>
+          <w:b w:val="0"/>
+        </w:rPr>
+        <w:t xml:space="preserve"> AuthResponse incluye availableBranches ({branchId, branchName, role}).</w:t>
+      </w:r>
     </w:p>
     <w:p>
       <w:pPr>
@@ -2156,6 +2162,12 @@
       </w:r>
     </w:p>
     <w:p>
+      <w:pPr/>
+      <w:r>
+        <w:t>Métodos de dominio: calculateTotals(List&lt;OrderLine&gt;).</w:t>
+      </w:r>
+    </w:p>
+    <w:p>
       <w:r>
         <w:rPr>
           <w:b/>
@@ -2284,6 +2296,12 @@
       </w:r>
     </w:p>
     <w:p>
+      <w:pPr/>
+      <w:r>
+        <w:t>Métodos de dominio: calculateLineTotal, transitionTo (valida transiciones, bloquea revivir una línea CANCELLED), cancel, markCourseAsMarching.</w:t>
+      </w:r>
+    </w:p>
+    <w:p>
       <w:r>
         <w:rPr>
           <w:b/>
@@ -2701,6 +2719,12 @@
       </w:r>
     </w:p>
     <w:p>
+      <w:pPr/>
+      <w:r>
+        <w:t>Métodos de dominio: applyServiceCharge, recomputeTotal, settleBalance, applyPayment, applyDiscount, isFullyPaid.</w:t>
+      </w:r>
+    </w:p>
+    <w:p>
       <w:r>
         <w:rPr>
           <w:b/>
@@ -3197,6 +3221,12 @@
       </w:r>
     </w:p>
     <w:p>
+      <w:pPr/>
+      <w:r>
+        <w:t>Auditoría inline: @Auditable/AuditAspect eliminados; los eventos se persisten vía ExceptionLogService.createLog(...) con reason, amount, orderLineId y authorizedBy.</w:t>
+      </w:r>
+    </w:p>
+    <w:p>
       <w:r>
         <w:rPr>
           <w:b/>
@@ -3450,6 +3480,62 @@
       </w:pPr>
       <w:r>
         <w:t>V16: extiende el CHECK de exception_log.event_type para incluir ITEM_VOID_PRE_KITCHEN.</w:t>
+      </w:r>
+    </w:p>
+    <w:p>
+      <w:pPr>
+        <w:pStyle w:val="Heading1"/>
+      </w:pPr>
+      <w:r>
+        <w:t>Enums nuevos (prep MVP)</w:t>
+      </w:r>
+    </w:p>
+    <w:p>
+      <w:pPr>
+        <w:pStyle w:val="ListBullet"/>
+      </w:pPr>
+      <w:r>
+        <w:t>ChannelEnum — QR / STAFF / POS (canal de origen de la orden).</w:t>
+      </w:r>
+    </w:p>
+    <w:p>
+      <w:pPr>
+        <w:pStyle w:val="ListBullet"/>
+      </w:pPr>
+      <w:r>
+        <w:t>SiiStatusEnum — ISSUED / PENDING / CONTINGENCY (estado DTE/SII).</w:t>
+      </w:r>
+    </w:p>
+    <w:p>
+      <w:pPr>
+        <w:pStyle w:val="ListBullet"/>
+      </w:pPr>
+      <w:r>
+        <w:t>ReservationStatusEnum — estados del ciclo de vida de una reserva.</w:t>
+      </w:r>
+    </w:p>
+    <w:p>
+      <w:pPr>
+        <w:pStyle w:val="ListBullet"/>
+      </w:pPr>
+      <w:r>
+        <w:t>ServiceRequestStatusEnum — OPEN / ACCEPTED / RESOLVED.</w:t>
+      </w:r>
+    </w:p>
+    <w:p>
+      <w:pPr>
+        <w:pStyle w:val="ListBullet"/>
+      </w:pPr>
+      <w:r>
+        <w:t>ServiceRequestTypeEnum — WAITER / BILL / WATER / OTHER.</w:t>
+      </w:r>
+    </w:p>
+    <w:p>
+      <w:pPr>
+        <w:pStyle w:val="ListBullet"/>
+      </w:pPr>
+      <w:r>
+        <w:t>TaxDocumentTypeEnum — BOLETA / FACTURA.</w:t>
       </w:r>
     </w:p>
     <w:sectPr>
